--- a/review_artifacts/application-v2-distributed-microservices-redline.docx
+++ b/review_artifacts/application-v2-distributed-microservices-redline.docx
@@ -34,7 +34,7 @@
       </w:r>
     </w:p>
     <w:p>
-      <w:ins w:id="1" w:author="Codex draft" w:date="2026-05-12T15:06:48Z">
+      <w:ins w:id="1" w:author="Codex draft" w:date="2026-05-12T16:11:17Z">
         <w:r>
           <w:rPr>
             <w:color w:val="0070C0"/>
@@ -45,7 +45,7 @@
       </w:ins>
     </w:p>
     <w:p>
-      <w:ins w:id="2" w:author="Codex draft" w:date="2026-05-12T15:06:48Z">
+      <w:ins w:id="2" w:author="Codex draft" w:date="2026-05-12T16:11:17Z">
         <w:r>
           <w:rPr>
             <w:color w:val="0070C0"/>
@@ -56,7 +56,7 @@
       </w:ins>
     </w:p>
     <w:p>
-      <w:ins w:id="3" w:author="Codex draft" w:date="2026-05-12T15:06:48Z">
+      <w:ins w:id="3" w:author="Codex draft" w:date="2026-05-12T16:11:17Z">
         <w:r>
           <w:rPr>
             <w:color w:val="0070C0"/>
@@ -67,7 +67,7 @@
       </w:ins>
     </w:p>
     <w:p>
-      <w:ins w:id="4" w:author="Codex draft" w:date="2026-05-12T15:06:48Z">
+      <w:ins w:id="4" w:author="Codex draft" w:date="2026-05-12T16:11:17Z">
         <w:r>
           <w:rPr>
             <w:color w:val="0070C0"/>
